--- a/Report and PPT/Cross Layer Security Platform.docx
+++ b/Report and PPT/Cross Layer Security Platform.docx
@@ -65,7 +65,27 @@
           <w:sz w:val="24"/>
           <w:szCs w:val="24"/>
         </w:rPr>
-        <w:t>F INDUSTRY ORIENTED HANDS ON EXPERIENCE (IOHE)</w:t>
+        <w:t xml:space="preserve">F INDUSTRY ORIENTED </w:t>
+      </w:r>
+      <w:proofErr w:type="gramStart"/>
+      <w:r>
+        <w:rPr>
+          <w:b/>
+          <w:color w:val="000000"/>
+          <w:sz w:val="24"/>
+          <w:szCs w:val="24"/>
+        </w:rPr>
+        <w:t>HANDS ON</w:t>
+      </w:r>
+      <w:proofErr w:type="gramEnd"/>
+      <w:r>
+        <w:rPr>
+          <w:b/>
+          <w:color w:val="000000"/>
+          <w:sz w:val="24"/>
+          <w:szCs w:val="24"/>
+        </w:rPr>
+        <w:t xml:space="preserve"> EXPERIENCE (IOHE)</w:t>
       </w:r>
       <w:r>
         <w:rPr>
@@ -408,7 +428,14 @@
           <w:b/>
           <w:color w:val="000000"/>
         </w:rPr>
-        <w:t>Vardhman Jain                                                                                                        Dr. PK Khosla</w:t>
+        <w:t>Shriya Choudhary (2210992352)</w:t>
+      </w:r>
+      <w:r>
+        <w:rPr>
+          <w:b/>
+          <w:color w:val="000000"/>
+        </w:rPr>
+        <w:t xml:space="preserve">                                                                           Dr. PK Khosla</w:t>
       </w:r>
     </w:p>
     <w:p>
@@ -432,7 +459,14 @@
           <w:b/>
           <w:color w:val="000000"/>
         </w:rPr>
-        <w:t>2210992513                                                                                   Pro Vice Chancellor Research</w:t>
+        <w:t xml:space="preserve">Vardhman Jain (2210992513) </w:t>
+      </w:r>
+      <w:r>
+        <w:rPr>
+          <w:b/>
+          <w:color w:val="000000"/>
+        </w:rPr>
+        <w:t xml:space="preserve">                                                    Pro Vice Chancellor Research</w:t>
       </w:r>
     </w:p>
     <w:p>
@@ -446,7 +480,6 @@
           <w:between w:val="nil"/>
         </w:pBdr>
         <w:spacing w:before="235" w:line="240" w:lineRule="auto"/>
-        <w:jc w:val="right"/>
         <w:rPr>
           <w:b/>
           <w:color w:val="000000"/>
@@ -457,7 +490,38 @@
           <w:b/>
           <w:color w:val="000000"/>
         </w:rPr>
+        <w:t xml:space="preserve">Prachi Anand (2210990660)                                                                          </w:t>
+      </w:r>
+      <w:r>
+        <w:rPr>
+          <w:b/>
+          <w:color w:val="000000"/>
+        </w:rPr>
         <w:t>Chitkara University</w:t>
+      </w:r>
+    </w:p>
+    <w:p>
+      <w:pPr>
+        <w:widowControl w:val="0"/>
+        <w:pBdr>
+          <w:top w:val="nil"/>
+          <w:left w:val="nil"/>
+          <w:bottom w:val="nil"/>
+          <w:right w:val="nil"/>
+          <w:between w:val="nil"/>
+        </w:pBdr>
+        <w:spacing w:before="235" w:line="240" w:lineRule="auto"/>
+        <w:rPr>
+          <w:b/>
+          <w:color w:val="000000"/>
+        </w:rPr>
+      </w:pPr>
+      <w:r>
+        <w:rPr>
+          <w:b/>
+          <w:color w:val="000000"/>
+        </w:rPr>
+        <w:t>Saurav Singh (2210992274)</w:t>
       </w:r>
     </w:p>
     <w:p>
@@ -736,7 +800,6 @@
           <w:szCs w:val="32"/>
           <w:u w:val="single"/>
         </w:rPr>
-        <w:lastRenderedPageBreak/>
         <w:t>CONTENTS</w:t>
       </w:r>
     </w:p>
@@ -787,6 +850,7 @@
                 <w:szCs w:val="28"/>
               </w:rPr>
             </w:pPr>
+            <w:proofErr w:type="spellStart"/>
             <w:r>
               <w:rPr>
                 <w:rFonts w:ascii="Times New Roman" w:hAnsi="Times New Roman" w:cs="Times New Roman"/>
@@ -794,7 +858,17 @@
                 <w:sz w:val="28"/>
                 <w:szCs w:val="28"/>
               </w:rPr>
-              <w:t>S.No.</w:t>
+              <w:t>S.No</w:t>
+            </w:r>
+            <w:proofErr w:type="spellEnd"/>
+            <w:r>
+              <w:rPr>
+                <w:rFonts w:ascii="Times New Roman" w:hAnsi="Times New Roman" w:cs="Times New Roman"/>
+                <w:bCs/>
+                <w:sz w:val="28"/>
+                <w:szCs w:val="28"/>
+              </w:rPr>
+              <w:t>.</w:t>
             </w:r>
           </w:p>
         </w:tc>
@@ -2382,7 +2456,6 @@
           <w:szCs w:val="32"/>
           <w:u w:val="single"/>
         </w:rPr>
-        <w:lastRenderedPageBreak/>
         <w:t>DECLARATION</w:t>
       </w:r>
     </w:p>
@@ -2538,6 +2611,12 @@
       <w:r>
         <w:rPr>
           <w:rFonts w:ascii="Times New Roman" w:hAnsi="Times New Roman" w:cs="Times New Roman"/>
+        </w:rPr>
+        <w:t xml:space="preserve"> </w:t>
+      </w:r>
+      <w:r>
+        <w:rPr>
+          <w:rFonts w:ascii="Times New Roman" w:hAnsi="Times New Roman" w:cs="Times New Roman"/>
           <w:b/>
           <w:bCs/>
         </w:rPr>
@@ -2586,6 +2665,7 @@
           <w:lang w:val="fr-FR"/>
         </w:rPr>
       </w:pPr>
+      <w:proofErr w:type="gramStart"/>
       <w:r>
         <w:rPr>
           <w:rFonts w:ascii="Times New Roman" w:hAnsi="Times New Roman" w:cs="Times New Roman"/>
@@ -2593,6 +2673,7 @@
         </w:rPr>
         <w:t>Place:</w:t>
       </w:r>
+      <w:proofErr w:type="gramEnd"/>
       <w:r>
         <w:rPr>
           <w:rFonts w:ascii="Times New Roman" w:hAnsi="Times New Roman" w:cs="Times New Roman"/>
@@ -2613,66 +2694,6 @@
           <w:lang w:val="fr-FR"/>
         </w:rPr>
         <w:tab/>
-      </w:r>
-      <w:r>
-        <w:rPr>
-          <w:rFonts w:ascii="Times New Roman" w:hAnsi="Times New Roman" w:cs="Times New Roman"/>
-          <w:lang w:val="fr-FR"/>
-        </w:rPr>
-        <w:tab/>
-      </w:r>
-      <w:r>
-        <w:rPr>
-          <w:rFonts w:ascii="Times New Roman" w:hAnsi="Times New Roman" w:cs="Times New Roman"/>
-          <w:lang w:val="fr-FR"/>
-        </w:rPr>
-        <w:tab/>
-      </w:r>
-      <w:r>
-        <w:rPr>
-          <w:rFonts w:ascii="Times New Roman" w:hAnsi="Times New Roman" w:cs="Times New Roman"/>
-          <w:lang w:val="fr-FR"/>
-        </w:rPr>
-        <w:tab/>
-      </w:r>
-      <w:r>
-        <w:rPr>
-          <w:rFonts w:ascii="Times New Roman" w:hAnsi="Times New Roman" w:cs="Times New Roman"/>
-          <w:lang w:val="fr-FR"/>
-        </w:rPr>
-        <w:tab/>
-        <w:t xml:space="preserve">   </w:t>
-      </w:r>
-      <w:r>
-        <w:rPr>
-          <w:rFonts w:ascii="Times New Roman" w:hAnsi="Times New Roman" w:cs="Times New Roman"/>
-          <w:lang w:val="fr-FR"/>
-        </w:rPr>
-        <w:tab/>
-      </w:r>
-      <w:r>
-        <w:rPr>
-          <w:rFonts w:ascii="Times New Roman" w:hAnsi="Times New Roman" w:cs="Times New Roman"/>
-          <w:lang w:val="fr-FR"/>
-        </w:rPr>
-        <w:tab/>
-      </w:r>
-      <w:r>
-        <w:rPr>
-          <w:rFonts w:ascii="Times New Roman" w:hAnsi="Times New Roman" w:cs="Times New Roman"/>
-          <w:lang w:val="fr-FR"/>
-        </w:rPr>
-        <w:tab/>
-        <w:t xml:space="preserve"> </w:t>
-      </w:r>
-      <w:r>
-        <w:rPr>
-          <w:rFonts w:ascii="Times New Roman" w:hAnsi="Times New Roman" w:cs="Times New Roman"/>
-          <w:b/>
-          <w:bCs/>
-          <w:lang w:val="fr-FR"/>
-        </w:rPr>
-        <w:t>Vardhman Jain</w:t>
       </w:r>
       <w:r>
         <w:rPr>
@@ -2690,15 +2711,18 @@
         <w:jc w:val="both"/>
         <w:rPr>
           <w:rFonts w:ascii="Times New Roman" w:hAnsi="Times New Roman" w:cs="Times New Roman"/>
-        </w:rPr>
-      </w:pPr>
-      <w:r>
-        <w:rPr>
-          <w:rFonts w:ascii="Times New Roman" w:hAnsi="Times New Roman" w:cs="Times New Roman"/>
           <w:lang w:val="fr-FR"/>
         </w:rPr>
+      </w:pPr>
+      <w:proofErr w:type="gramStart"/>
+      <w:r>
+        <w:rPr>
+          <w:rFonts w:ascii="Times New Roman" w:hAnsi="Times New Roman" w:cs="Times New Roman"/>
+          <w:lang w:val="fr-FR"/>
+        </w:rPr>
         <w:t>Date:</w:t>
       </w:r>
+      <w:proofErr w:type="gramEnd"/>
       <w:r>
         <w:rPr>
           <w:rFonts w:ascii="Times New Roman" w:hAnsi="Times New Roman" w:cs="Times New Roman"/>
@@ -2713,60 +2737,97 @@
         </w:rPr>
         <w:t>22.05.2026</w:t>
       </w:r>
-      <w:r>
+    </w:p>
+    <w:p>
+      <w:pPr>
+        <w:spacing w:line="360" w:lineRule="auto"/>
+        <w:jc w:val="both"/>
         <w:rPr>
           <w:rFonts w:ascii="Times New Roman" w:hAnsi="Times New Roman" w:cs="Times New Roman"/>
           <w:lang w:val="fr-FR"/>
         </w:rPr>
-        <w:tab/>
-      </w:r>
-      <w:r>
+      </w:pPr>
+    </w:p>
+    <w:p>
+      <w:pPr>
+        <w:spacing w:line="360" w:lineRule="auto"/>
+        <w:jc w:val="both"/>
         <w:rPr>
           <w:rFonts w:ascii="Times New Roman" w:hAnsi="Times New Roman" w:cs="Times New Roman"/>
           <w:lang w:val="fr-FR"/>
         </w:rPr>
-        <w:tab/>
-      </w:r>
-      <w:r>
-        <w:rPr>
-          <w:rFonts w:ascii="Times New Roman" w:hAnsi="Times New Roman" w:cs="Times New Roman"/>
-          <w:lang w:val="fr-FR"/>
-        </w:rPr>
-        <w:tab/>
-      </w:r>
-      <w:r>
-        <w:rPr>
-          <w:rFonts w:ascii="Times New Roman" w:hAnsi="Times New Roman" w:cs="Times New Roman"/>
-          <w:lang w:val="fr-FR"/>
-        </w:rPr>
-        <w:tab/>
-        <w:t xml:space="preserve">           </w:t>
-      </w:r>
-      <w:r>
-        <w:rPr>
-          <w:rFonts w:ascii="Times New Roman" w:hAnsi="Times New Roman" w:cs="Times New Roman"/>
-          <w:lang w:val="fr-FR"/>
-        </w:rPr>
-        <w:tab/>
-      </w:r>
-      <w:r>
-        <w:rPr>
-          <w:rFonts w:ascii="Times New Roman" w:hAnsi="Times New Roman" w:cs="Times New Roman"/>
-          <w:lang w:val="fr-FR"/>
-        </w:rPr>
-        <w:tab/>
-      </w:r>
-      <w:r>
-        <w:rPr>
-          <w:rFonts w:ascii="Times New Roman" w:hAnsi="Times New Roman" w:cs="Times New Roman"/>
-        </w:rPr>
-        <w:t>University Roll No</w:t>
-      </w:r>
-      <w:r>
-        <w:rPr>
-          <w:rFonts w:ascii="Times New Roman" w:hAnsi="Times New Roman" w:cs="Times New Roman"/>
-        </w:rPr>
-        <w:t>. 2210992513</w:t>
+      </w:pPr>
+    </w:p>
+    <w:p>
+      <w:pPr>
+        <w:spacing w:line="360" w:lineRule="auto"/>
+        <w:jc w:val="both"/>
+        <w:rPr>
+          <w:rFonts w:ascii="Times New Roman" w:hAnsi="Times New Roman" w:cs="Times New Roman"/>
+        </w:rPr>
+      </w:pPr>
+      <w:r>
+        <w:rPr>
+          <w:rFonts w:ascii="Times New Roman" w:hAnsi="Times New Roman" w:cs="Times New Roman"/>
+        </w:rPr>
+        <w:t>Shriya Choudhary                         Vardhman Jain                       Prachi Anand                         Saurav Singh</w:t>
+      </w:r>
+    </w:p>
+    <w:p>
+      <w:pPr>
+        <w:spacing w:line="360" w:lineRule="auto"/>
+        <w:jc w:val="both"/>
+        <w:rPr>
+          <w:rFonts w:ascii="Times New Roman" w:hAnsi="Times New Roman" w:cs="Times New Roman"/>
+        </w:rPr>
+      </w:pPr>
+      <w:r>
+        <w:rPr>
+          <w:rFonts w:ascii="Times New Roman" w:hAnsi="Times New Roman" w:cs="Times New Roman"/>
+        </w:rPr>
+        <w:t xml:space="preserve">  (2210992352)                             </w:t>
+      </w:r>
+      <w:proofErr w:type="gramStart"/>
+      <w:r>
+        <w:rPr>
+          <w:rFonts w:ascii="Times New Roman" w:hAnsi="Times New Roman" w:cs="Times New Roman"/>
+        </w:rPr>
+        <w:t xml:space="preserve">   (</w:t>
+      </w:r>
+      <w:proofErr w:type="gramEnd"/>
+      <w:r>
+        <w:rPr>
+          <w:rFonts w:ascii="Times New Roman" w:hAnsi="Times New Roman" w:cs="Times New Roman"/>
+        </w:rPr>
+        <w:t xml:space="preserve">2210992513)                       </w:t>
+      </w:r>
+      <w:proofErr w:type="gramStart"/>
+      <w:r>
+        <w:rPr>
+          <w:rFonts w:ascii="Times New Roman" w:hAnsi="Times New Roman" w:cs="Times New Roman"/>
+        </w:rPr>
+        <w:t xml:space="preserve">   (</w:t>
+      </w:r>
+      <w:proofErr w:type="gramEnd"/>
+      <w:r>
+        <w:rPr>
+          <w:rFonts w:ascii="Times New Roman" w:hAnsi="Times New Roman" w:cs="Times New Roman"/>
+        </w:rPr>
+        <w:t xml:space="preserve">2210990660)                        </w:t>
+      </w:r>
+      <w:proofErr w:type="gramStart"/>
+      <w:r>
+        <w:rPr>
+          <w:rFonts w:ascii="Times New Roman" w:hAnsi="Times New Roman" w:cs="Times New Roman"/>
+        </w:rPr>
+        <w:t xml:space="preserve">   (</w:t>
+      </w:r>
+      <w:proofErr w:type="gramEnd"/>
+      <w:r>
+        <w:rPr>
+          <w:rFonts w:ascii="Times New Roman" w:hAnsi="Times New Roman" w:cs="Times New Roman"/>
+        </w:rPr>
+        <w:t>2210992274)</w:t>
       </w:r>
     </w:p>
     <w:p>
@@ -3457,7 +3518,51 @@
           <w:szCs w:val="24"/>
           <w:lang w:val="en-US"/>
         </w:rPr>
-        <w:t> The proliferation of fileless attacks, PowerShell abuse, and Living off the Land Binaries (LOLBins) allows threats to operate within legitimate system processes.</w:t>
+        <w:t xml:space="preserve"> The proliferation of fileless attacks, PowerShell abuse, and </w:t>
+      </w:r>
+      <w:proofErr w:type="gramStart"/>
+      <w:r>
+        <w:rPr>
+          <w:rFonts w:ascii="Times New Roman" w:hAnsi="Times New Roman" w:cs="Times New Roman"/>
+          <w:bCs/>
+          <w:sz w:val="24"/>
+          <w:szCs w:val="24"/>
+          <w:lang w:val="en-US"/>
+        </w:rPr>
+        <w:t>Living</w:t>
+      </w:r>
+      <w:proofErr w:type="gramEnd"/>
+      <w:r>
+        <w:rPr>
+          <w:rFonts w:ascii="Times New Roman" w:hAnsi="Times New Roman" w:cs="Times New Roman"/>
+          <w:bCs/>
+          <w:sz w:val="24"/>
+          <w:szCs w:val="24"/>
+          <w:lang w:val="en-US"/>
+        </w:rPr>
+        <w:t xml:space="preserve"> off the Land Binaries (</w:t>
+      </w:r>
+      <w:proofErr w:type="spellStart"/>
+      <w:r>
+        <w:rPr>
+          <w:rFonts w:ascii="Times New Roman" w:hAnsi="Times New Roman" w:cs="Times New Roman"/>
+          <w:bCs/>
+          <w:sz w:val="24"/>
+          <w:szCs w:val="24"/>
+          <w:lang w:val="en-US"/>
+        </w:rPr>
+        <w:t>LOLBins</w:t>
+      </w:r>
+      <w:proofErr w:type="spellEnd"/>
+      <w:r>
+        <w:rPr>
+          <w:rFonts w:ascii="Times New Roman" w:hAnsi="Times New Roman" w:cs="Times New Roman"/>
+          <w:bCs/>
+          <w:sz w:val="24"/>
+          <w:szCs w:val="24"/>
+          <w:lang w:val="en-US"/>
+        </w:rPr>
+        <w:t>) allows threats to operate within legitimate system processes.</w:t>
       </w:r>
     </w:p>
     <w:p>
@@ -3655,7 +3760,29 @@
           <w:szCs w:val="24"/>
           <w:lang w:val="en-US" w:bidi="ar-SA"/>
         </w:rPr>
-        <w:t>al detection, and automated response pipelines that neutralize threats at the moment of discovery.</w:t>
+        <w:t xml:space="preserve">al detection, and automated response pipelines that neutralize threats </w:t>
+      </w:r>
+      <w:proofErr w:type="gramStart"/>
+      <w:r>
+        <w:rPr>
+          <w:rFonts w:ascii="Times New Roman" w:eastAsia="Calibri" w:hAnsi="Times New Roman" w:cs="Times New Roman"/>
+          <w:bCs/>
+          <w:sz w:val="24"/>
+          <w:szCs w:val="24"/>
+          <w:lang w:val="en-US" w:bidi="ar-SA"/>
+        </w:rPr>
+        <w:t>at the moment</w:t>
+      </w:r>
+      <w:proofErr w:type="gramEnd"/>
+      <w:r>
+        <w:rPr>
+          <w:rFonts w:ascii="Times New Roman" w:eastAsia="Calibri" w:hAnsi="Times New Roman" w:cs="Times New Roman"/>
+          <w:bCs/>
+          <w:sz w:val="24"/>
+          <w:szCs w:val="24"/>
+          <w:lang w:val="en-US" w:bidi="ar-SA"/>
+        </w:rPr>
+        <w:t xml:space="preserve"> of discovery.</w:t>
       </w:r>
     </w:p>
     <w:p>
@@ -4003,7 +4130,29 @@
           <w:szCs w:val="24"/>
           <w:lang w:val="en-US" w:bidi="ar-SA"/>
         </w:rPr>
-        <w:t>The platform is built upon a "Research-Driven Development" philosophy. Rather than deploying a static toolset, the architecture provides a modular framework that facilitates rapid experimentation. This approach ensures the detection pipeline can be continuously tuned and expanded to counter emerging adversarial tactics, techniques, and procedures (TTPs).</w:t>
+        <w:t xml:space="preserve">The platform is built upon a "Research-Driven Development" philosophy. Rather than deploying a static toolset, </w:t>
+      </w:r>
+      <w:proofErr w:type="gramStart"/>
+      <w:r>
+        <w:rPr>
+          <w:rFonts w:ascii="Times New Roman" w:eastAsia="Calibri" w:hAnsi="Times New Roman" w:cs="Times New Roman"/>
+          <w:bCs/>
+          <w:sz w:val="24"/>
+          <w:szCs w:val="24"/>
+          <w:lang w:val="en-US" w:bidi="ar-SA"/>
+        </w:rPr>
+        <w:t>the architecture</w:t>
+      </w:r>
+      <w:proofErr w:type="gramEnd"/>
+      <w:r>
+        <w:rPr>
+          <w:rFonts w:ascii="Times New Roman" w:eastAsia="Calibri" w:hAnsi="Times New Roman" w:cs="Times New Roman"/>
+          <w:bCs/>
+          <w:sz w:val="24"/>
+          <w:szCs w:val="24"/>
+          <w:lang w:val="en-US" w:bidi="ar-SA"/>
+        </w:rPr>
+        <w:t xml:space="preserve"> provides a modular framework that facilitates rapid experimentation. This approach ensures the detection pipeline can be continuously tuned and expanded to counter emerging adversarial tactics, techniques, and procedures (TTPs).</w:t>
       </w:r>
     </w:p>
     <w:p>
@@ -4145,7 +4294,27 @@
           <w:sz w:val="24"/>
           <w:szCs w:val="24"/>
         </w:rPr>
-        <w:t>By incorporating ETW-based telemetry, the architecture gains deeper insight into kernel and system-level operations that are often missed by traditional user-mode monitoring approaches. Since ETW operates closer to the Windows kernel, it improves detection coverage against advanced threats that attempt to evade conventional user-mode hooks. This layered telemetry approach enables richer forensic data collection, improves behavioral detection accuracy, and reduces monitoring blind spots commonly exploited by modern malware.</w:t>
+        <w:t xml:space="preserve">By incorporating ETW-based telemetry, the architecture gains deeper insight into kernel and system-level operations that are often missed by traditional user-mode monitoring approaches. Since ETW operates closer to the Windows kernel, it improves detection coverage against advanced threats that attempt to evade conventional user-mode hooks. This layered telemetry approach enables richer forensic data collection, improves </w:t>
+      </w:r>
+      <w:proofErr w:type="spellStart"/>
+      <w:r>
+        <w:rPr>
+          <w:rFonts w:ascii="Times New Roman" w:hAnsi="Times New Roman" w:cs="Times New Roman"/>
+          <w:bCs/>
+          <w:sz w:val="24"/>
+          <w:szCs w:val="24"/>
+        </w:rPr>
+        <w:t>behavioral</w:t>
+      </w:r>
+      <w:proofErr w:type="spellEnd"/>
+      <w:r>
+        <w:rPr>
+          <w:rFonts w:ascii="Times New Roman" w:hAnsi="Times New Roman" w:cs="Times New Roman"/>
+          <w:bCs/>
+          <w:sz w:val="24"/>
+          <w:szCs w:val="24"/>
+        </w:rPr>
+        <w:t xml:space="preserve"> detection accuracy, and reduces monitoring blind spots commonly exploited by modern malware.</w:t>
       </w:r>
     </w:p>
     <w:p>
@@ -4331,6 +4500,7 @@
               </w:rPr>
               <w:t xml:space="preserve">Real-time ingestion of process, script, and file activity via </w:t>
             </w:r>
+            <w:proofErr w:type="spellStart"/>
             <w:r>
               <w:rPr>
                 <w:rFonts w:ascii="Times New Roman" w:hAnsi="Times New Roman" w:cs="Times New Roman"/>
@@ -4341,6 +4511,7 @@
               </w:rPr>
               <w:t>sysmon</w:t>
             </w:r>
+            <w:proofErr w:type="spellEnd"/>
           </w:p>
         </w:tc>
       </w:tr>
@@ -4771,7 +4942,29 @@
           <w:szCs w:val="24"/>
           <w:lang w:val="en-US" w:bidi="ar-SA"/>
         </w:rPr>
-        <w:t> Monitoring LOLBin exploitation and command-line arguments indicative of discovery or credential theft.</w:t>
+        <w:t xml:space="preserve"> Monitoring </w:t>
+      </w:r>
+      <w:proofErr w:type="spellStart"/>
+      <w:r>
+        <w:rPr>
+          <w:rFonts w:ascii="Times New Roman" w:eastAsia="Calibri" w:hAnsi="Times New Roman" w:cs="Times New Roman"/>
+          <w:bCs/>
+          <w:sz w:val="24"/>
+          <w:szCs w:val="24"/>
+          <w:lang w:val="en-US" w:bidi="ar-SA"/>
+        </w:rPr>
+        <w:t>LOLBin</w:t>
+      </w:r>
+      <w:proofErr w:type="spellEnd"/>
+      <w:r>
+        <w:rPr>
+          <w:rFonts w:ascii="Times New Roman" w:eastAsia="Calibri" w:hAnsi="Times New Roman" w:cs="Times New Roman"/>
+          <w:bCs/>
+          <w:sz w:val="24"/>
+          <w:szCs w:val="24"/>
+          <w:lang w:val="en-US" w:bidi="ar-SA"/>
+        </w:rPr>
+        <w:t xml:space="preserve"> exploitation and command-line arguments indicative of discovery or credential theft.</w:t>
       </w:r>
     </w:p>
     <w:p>
@@ -4823,7 +5016,29 @@
           <w:szCs w:val="24"/>
           <w:lang w:val="en-US"/>
         </w:rPr>
-        <w:t>To collapse the attacker’s window of opportunity, the platform employs automated active response workflows. The "Detection-triggered containment" process is the cornerstone of this capability. Upon identifying high-risk indicators—such as suspicious process handling or unauthorized file drops—the system automatically initiates Host Isolation. This process severs network connectivity for the affected endpoint, preventing lateral movement and containing the threat before it can escalate into a broader compromise.</w:t>
+        <w:t xml:space="preserve">To collapse the attacker’s window of opportunity, the platform employs automated active response workflows. The "Detection-triggered containment" process is the cornerstone of this capability. Upon identifying high-risk indicators—such as suspicious process handling or unauthorized file drops—the system automatically initiates Host Isolation. This process </w:t>
+      </w:r>
+      <w:proofErr w:type="gramStart"/>
+      <w:r>
+        <w:rPr>
+          <w:rFonts w:ascii="Times New Roman" w:hAnsi="Times New Roman" w:cs="Times New Roman"/>
+          <w:bCs/>
+          <w:sz w:val="24"/>
+          <w:szCs w:val="24"/>
+          <w:lang w:val="en-US"/>
+        </w:rPr>
+        <w:t>severs</w:t>
+      </w:r>
+      <w:proofErr w:type="gramEnd"/>
+      <w:r>
+        <w:rPr>
+          <w:rFonts w:ascii="Times New Roman" w:hAnsi="Times New Roman" w:cs="Times New Roman"/>
+          <w:bCs/>
+          <w:sz w:val="24"/>
+          <w:szCs w:val="24"/>
+          <w:lang w:val="en-US"/>
+        </w:rPr>
+        <w:t xml:space="preserve"> network connectivity for the affected endpoint, preventing lateral movement and containing the threat before it can escalate into a broader compromise.</w:t>
       </w:r>
     </w:p>
     <w:p>
@@ -8716,6 +8931,7 @@
   <w:style w:type="character" w:default="1" w:styleId="DefaultParagraphFont">
     <w:name w:val="Default Paragraph Font"/>
     <w:uiPriority w:val="1"/>
+    <w:semiHidden/>
     <w:unhideWhenUsed/>
   </w:style>
   <w:style w:type="table" w:default="1" w:styleId="TableNormal">

--- a/Report and PPT/Cross Layer Security Platform.docx
+++ b/Report and PPT/Cross Layer Security Platform.docx
@@ -3109,7 +3109,6 @@
     </w:p>
     <w:p>
       <w:pPr>
-        <w:jc w:val="center"/>
         <w:rPr>
           <w:b/>
           <w:sz w:val="32"/>
@@ -3122,87 +3121,22 @@
       <w:pPr>
         <w:jc w:val="center"/>
         <w:rPr>
+          <w:rFonts w:ascii="Times New Roman" w:hAnsi="Times New Roman" w:cs="Times New Roman"/>
           <w:b/>
           <w:sz w:val="32"/>
           <w:szCs w:val="32"/>
           <w:u w:val="single"/>
         </w:rPr>
       </w:pPr>
-    </w:p>
-    <w:p>
-      <w:pPr>
-        <w:jc w:val="center"/>
-        <w:rPr>
+      <w:r>
+        <w:rPr>
+          <w:rFonts w:ascii="Times New Roman" w:hAnsi="Times New Roman" w:cs="Times New Roman"/>
           <w:b/>
           <w:sz w:val="32"/>
           <w:szCs w:val="32"/>
           <w:u w:val="single"/>
         </w:rPr>
-      </w:pPr>
-    </w:p>
-    <w:p>
-      <w:pPr>
-        <w:jc w:val="center"/>
-        <w:rPr>
-          <w:b/>
-          <w:sz w:val="32"/>
-          <w:szCs w:val="32"/>
-          <w:u w:val="single"/>
-        </w:rPr>
-      </w:pPr>
-    </w:p>
-    <w:p>
-      <w:pPr>
-        <w:jc w:val="center"/>
-        <w:rPr>
-          <w:b/>
-          <w:sz w:val="32"/>
-          <w:szCs w:val="32"/>
-          <w:u w:val="single"/>
-        </w:rPr>
-      </w:pPr>
-    </w:p>
-    <w:p>
-      <w:pPr>
-        <w:jc w:val="center"/>
-        <w:rPr>
-          <w:b/>
-          <w:sz w:val="32"/>
-          <w:szCs w:val="32"/>
-          <w:u w:val="single"/>
-        </w:rPr>
-      </w:pPr>
-    </w:p>
-    <w:p>
-      <w:pPr>
-        <w:jc w:val="center"/>
-        <w:rPr>
-          <w:b/>
-          <w:sz w:val="32"/>
-          <w:szCs w:val="32"/>
-          <w:u w:val="single"/>
-        </w:rPr>
-      </w:pPr>
-    </w:p>
-    <w:p>
-      <w:pPr>
-        <w:jc w:val="center"/>
-        <w:rPr>
-          <w:rFonts w:ascii="Times New Roman" w:hAnsi="Times New Roman" w:cs="Times New Roman"/>
-          <w:b/>
-          <w:sz w:val="32"/>
-          <w:szCs w:val="32"/>
-          <w:u w:val="single"/>
-        </w:rPr>
-      </w:pPr>
-      <w:r>
-        <w:rPr>
-          <w:rFonts w:ascii="Times New Roman" w:hAnsi="Times New Roman" w:cs="Times New Roman"/>
-          <w:b/>
-          <w:sz w:val="32"/>
-          <w:szCs w:val="32"/>
-          <w:u w:val="single"/>
-        </w:rPr>
+        <w:lastRenderedPageBreak/>
         <w:t>ACKNOWLEDGEMENT</w:t>
       </w:r>
     </w:p>
